--- a/docs/lista_louvores/Textos_Louvores/EU ME ARREPENDO.docx
+++ b/docs/lista_louvores/Textos_Louvores/EU ME ARREPENDO.docx
@@ -4,28 +4,24 @@
   <w:body>
     <w:p>
       <w:pPr>
-        <w:spacing w:before="120" w:after="0" w:line="240" w:lineRule="auto"/>
-        <w:rPr>
-          <w:rFonts w:ascii="Times New Roman" w:eastAsia="Arial" w:hAnsi="Times New Roman" w:cs="Times New Roman"/>
-          <w:color w:val="000000" w:themeColor="text1"/>
-          <w:sz w:val="28"/>
-          <w:szCs w:val="28"/>
+        <w:pStyle w:val="Ttulo1"/>
+        <w:spacing w:after="120" w:line="240" w:lineRule="auto"/>
+        <w:rPr>
+          <w:b/>
+          <w:bCs/>
         </w:rPr>
       </w:pPr>
       <w:r>
         <w:rPr>
-          <w:rFonts w:ascii="Times New Roman" w:eastAsia="Arial" w:hAnsi="Times New Roman" w:cs="Times New Roman"/>
-          <w:color w:val="000000" w:themeColor="text1"/>
-          <w:sz w:val="28"/>
-          <w:szCs w:val="28"/>
-          <w:u w:val="single"/>
+          <w:b/>
+          <w:bCs/>
         </w:rPr>
         <w:t>EU ME ARREPENDO</w:t>
       </w:r>
     </w:p>
     <w:p>
       <w:pPr>
-        <w:spacing w:before="120" w:after="0" w:line="240" w:lineRule="auto"/>
+        <w:spacing w:after="120" w:line="240" w:lineRule="auto"/>
         <w:rPr>
           <w:rFonts w:ascii="Times New Roman" w:eastAsia="Arial" w:hAnsi="Times New Roman" w:cs="Times New Roman"/>
           <w:color w:val="000000" w:themeColor="text1"/>
@@ -45,6 +41,8 @@
       <w:r>
         <w:rPr>
           <w:rFonts w:ascii="Times New Roman" w:hAnsi="Times New Roman" w:cs="Times New Roman"/>
+          <w:sz w:val="24"/>
+          <w:szCs w:val="24"/>
         </w:rPr>
         <w:br/>
       </w:r>
@@ -60,6 +58,8 @@
       <w:r>
         <w:rPr>
           <w:rFonts w:ascii="Times New Roman" w:hAnsi="Times New Roman" w:cs="Times New Roman"/>
+          <w:sz w:val="24"/>
+          <w:szCs w:val="24"/>
         </w:rPr>
         <w:br/>
       </w:r>
@@ -75,7 +75,7 @@
     </w:p>
     <w:p>
       <w:pPr>
-        <w:spacing w:after="0" w:line="240" w:lineRule="auto"/>
+        <w:spacing w:after="120" w:line="240" w:lineRule="auto"/>
         <w:rPr>
           <w:rFonts w:ascii="Times New Roman" w:eastAsia="Arial" w:hAnsi="Times New Roman" w:cs="Times New Roman"/>
           <w:color w:val="000000" w:themeColor="text1"/>
@@ -95,6 +95,8 @@
       <w:r>
         <w:rPr>
           <w:rFonts w:ascii="Times New Roman" w:hAnsi="Times New Roman" w:cs="Times New Roman"/>
+          <w:sz w:val="24"/>
+          <w:szCs w:val="24"/>
         </w:rPr>
         <w:br/>
       </w:r>
@@ -110,6 +112,8 @@
       <w:r>
         <w:rPr>
           <w:rFonts w:ascii="Times New Roman" w:hAnsi="Times New Roman" w:cs="Times New Roman"/>
+          <w:sz w:val="24"/>
+          <w:szCs w:val="24"/>
         </w:rPr>
         <w:br/>
       </w:r>
@@ -125,7 +129,7 @@
     </w:p>
     <w:p>
       <w:pPr>
-        <w:spacing w:before="120" w:after="0" w:line="240" w:lineRule="auto"/>
+        <w:spacing w:after="120" w:line="240" w:lineRule="auto"/>
         <w:rPr>
           <w:rFonts w:ascii="Times New Roman" w:eastAsia="Arial" w:hAnsi="Times New Roman" w:cs="Times New Roman"/>
           <w:color w:val="000000" w:themeColor="text1"/>
@@ -140,12 +144,66 @@
           <w:sz w:val="24"/>
           <w:szCs w:val="24"/>
         </w:rPr>
-        <w:t>Eu me arrependo, sem trazer desculpas</w:t>
+        <w:t xml:space="preserve">Eu me arrependo, </w:t>
+      </w:r>
+      <w:r>
+        <w:rPr>
+          <w:rFonts w:ascii="Times New Roman" w:eastAsia="Arial" w:hAnsi="Times New Roman" w:cs="Times New Roman"/>
+          <w:color w:val="000000" w:themeColor="text1"/>
+          <w:sz w:val="24"/>
+          <w:szCs w:val="24"/>
+        </w:rPr>
+        <w:br/>
+      </w:r>
+      <w:r>
+        <w:rPr>
+          <w:rFonts w:ascii="Times New Roman" w:eastAsia="Arial" w:hAnsi="Times New Roman" w:cs="Times New Roman"/>
+          <w:color w:val="000000" w:themeColor="text1"/>
+          <w:sz w:val="24"/>
+          <w:szCs w:val="24"/>
+        </w:rPr>
+        <w:t>sem trazer desculpas</w:t>
+      </w:r>
+      <w:r>
+        <w:rPr>
+          <w:rFonts w:ascii="Times New Roman" w:eastAsia="Arial" w:hAnsi="Times New Roman" w:cs="Times New Roman"/>
+          <w:color w:val="000000" w:themeColor="text1"/>
+          <w:sz w:val="24"/>
+          <w:szCs w:val="24"/>
+        </w:rPr>
+        <w:br/>
+      </w:r>
+      <w:r>
+        <w:rPr>
+          <w:rFonts w:ascii="Times New Roman" w:eastAsia="Arial" w:hAnsi="Times New Roman" w:cs="Times New Roman"/>
+          <w:color w:val="000000" w:themeColor="text1"/>
+          <w:sz w:val="24"/>
+          <w:szCs w:val="24"/>
+        </w:rPr>
+        <w:t xml:space="preserve">Me arrependo, </w:t>
+      </w:r>
+      <w:r>
+        <w:rPr>
+          <w:rFonts w:ascii="Times New Roman" w:eastAsia="Arial" w:hAnsi="Times New Roman" w:cs="Times New Roman"/>
+          <w:color w:val="000000" w:themeColor="text1"/>
+          <w:sz w:val="24"/>
+          <w:szCs w:val="24"/>
+        </w:rPr>
+        <w:br/>
+      </w:r>
+      <w:r>
+        <w:rPr>
+          <w:rFonts w:ascii="Times New Roman" w:eastAsia="Arial" w:hAnsi="Times New Roman" w:cs="Times New Roman"/>
+          <w:color w:val="000000" w:themeColor="text1"/>
+          <w:sz w:val="24"/>
+          <w:szCs w:val="24"/>
+        </w:rPr>
+        <w:t>sem a ninguém culpar</w:t>
       </w:r>
     </w:p>
     <w:p>
       <w:pPr>
-        <w:spacing w:after="0" w:line="240" w:lineRule="auto"/>
+        <w:spacing w:after="120" w:line="240" w:lineRule="auto"/>
         <w:rPr>
           <w:rFonts w:ascii="Times New Roman" w:eastAsia="Arial" w:hAnsi="Times New Roman" w:cs="Times New Roman"/>
           <w:color w:val="000000" w:themeColor="text1"/>
@@ -160,12 +218,66 @@
           <w:sz w:val="24"/>
           <w:szCs w:val="24"/>
         </w:rPr>
-        <w:t>Me arrependo, sem a ninguém culpar</w:t>
+        <w:t>E eu retorno,</w:t>
+      </w:r>
+      <w:r>
+        <w:rPr>
+          <w:rFonts w:ascii="Times New Roman" w:eastAsia="Arial" w:hAnsi="Times New Roman" w:cs="Times New Roman"/>
+          <w:color w:val="000000" w:themeColor="text1"/>
+          <w:sz w:val="24"/>
+          <w:szCs w:val="24"/>
+        </w:rPr>
+        <w:br/>
+      </w:r>
+      <w:r>
+        <w:rPr>
+          <w:rFonts w:ascii="Times New Roman" w:eastAsia="Arial" w:hAnsi="Times New Roman" w:cs="Times New Roman"/>
+          <w:color w:val="000000" w:themeColor="text1"/>
+          <w:sz w:val="24"/>
+          <w:szCs w:val="24"/>
+        </w:rPr>
+        <w:t>prostrado aos pés de Cristo</w:t>
+      </w:r>
+      <w:r>
+        <w:rPr>
+          <w:rFonts w:ascii="Times New Roman" w:eastAsia="Arial" w:hAnsi="Times New Roman" w:cs="Times New Roman"/>
+          <w:color w:val="000000" w:themeColor="text1"/>
+          <w:sz w:val="24"/>
+          <w:szCs w:val="24"/>
+        </w:rPr>
+        <w:br/>
+      </w:r>
+      <w:r>
+        <w:rPr>
+          <w:rFonts w:ascii="Times New Roman" w:eastAsia="Arial" w:hAnsi="Times New Roman" w:cs="Times New Roman"/>
+          <w:color w:val="000000" w:themeColor="text1"/>
+          <w:sz w:val="24"/>
+          <w:szCs w:val="24"/>
+        </w:rPr>
+        <w:t xml:space="preserve">Eu quero Te amar mais... </w:t>
+      </w:r>
+      <w:r>
+        <w:rPr>
+          <w:rFonts w:ascii="Times New Roman" w:eastAsia="Arial" w:hAnsi="Times New Roman" w:cs="Times New Roman"/>
+          <w:color w:val="000000" w:themeColor="text1"/>
+          <w:sz w:val="24"/>
+          <w:szCs w:val="24"/>
+        </w:rPr>
+        <w:br/>
+      </w:r>
+      <w:r>
+        <w:rPr>
+          <w:rFonts w:ascii="Times New Roman" w:eastAsia="Arial" w:hAnsi="Times New Roman" w:cs="Times New Roman"/>
+          <w:color w:val="000000" w:themeColor="text1"/>
+          <w:sz w:val="24"/>
+          <w:szCs w:val="24"/>
+        </w:rPr>
+        <w:t>E me arrependo!</w:t>
       </w:r>
     </w:p>
     <w:p>
       <w:pPr>
-        <w:spacing w:after="0" w:line="240" w:lineRule="auto"/>
+        <w:spacing w:after="120" w:line="240" w:lineRule="auto"/>
         <w:rPr>
           <w:rFonts w:ascii="Times New Roman" w:eastAsia="Arial" w:hAnsi="Times New Roman" w:cs="Times New Roman"/>
           <w:color w:val="000000" w:themeColor="text1"/>
@@ -180,12 +292,68 @@
           <w:sz w:val="24"/>
           <w:szCs w:val="24"/>
         </w:rPr>
-        <w:t>E eu retorno, prostrado aos pés de Cristo</w:t>
-      </w:r>
+        <w:t xml:space="preserve">Eu lamento os ídolos que eu amei, </w:t>
+      </w:r>
+      <w:r>
+        <w:rPr>
+          <w:rFonts w:ascii="Times New Roman" w:hAnsi="Times New Roman" w:cs="Times New Roman"/>
+          <w:sz w:val="24"/>
+          <w:szCs w:val="24"/>
+        </w:rPr>
+        <w:br/>
+      </w:r>
+      <w:r>
+        <w:rPr>
+          <w:rFonts w:ascii="Times New Roman" w:eastAsia="Arial" w:hAnsi="Times New Roman" w:cs="Times New Roman"/>
+          <w:color w:val="000000" w:themeColor="text1"/>
+          <w:sz w:val="24"/>
+          <w:szCs w:val="24"/>
+        </w:rPr>
+        <w:t>O mandamento que eu quebrei</w:t>
+      </w:r>
+      <w:r>
+        <w:rPr>
+          <w:rFonts w:ascii="Times New Roman" w:hAnsi="Times New Roman" w:cs="Times New Roman"/>
+          <w:sz w:val="24"/>
+          <w:szCs w:val="24"/>
+        </w:rPr>
+        <w:br/>
+      </w:r>
+      <w:proofErr w:type="gramStart"/>
+      <w:r>
+        <w:rPr>
+          <w:rFonts w:ascii="Times New Roman" w:eastAsia="Arial" w:hAnsi="Times New Roman" w:cs="Times New Roman"/>
+          <w:color w:val="000000" w:themeColor="text1"/>
+          <w:sz w:val="24"/>
+          <w:szCs w:val="24"/>
+        </w:rPr>
+        <w:t>Pra</w:t>
+      </w:r>
+      <w:proofErr w:type="gramEnd"/>
+      <w:r>
+        <w:rPr>
+          <w:rFonts w:ascii="Times New Roman" w:eastAsia="Arial" w:hAnsi="Times New Roman" w:cs="Times New Roman"/>
+          <w:color w:val="000000" w:themeColor="text1"/>
+          <w:sz w:val="24"/>
+          <w:szCs w:val="24"/>
+        </w:rPr>
+        <w:t xml:space="preserve"> cumprir o meu </w:t>
+      </w:r>
+      <w:proofErr w:type="spellStart"/>
+      <w:r>
+        <w:rPr>
+          <w:rFonts w:ascii="Times New Roman" w:eastAsia="Arial" w:hAnsi="Times New Roman" w:cs="Times New Roman"/>
+          <w:color w:val="000000" w:themeColor="text1"/>
+          <w:sz w:val="24"/>
+          <w:szCs w:val="24"/>
+        </w:rPr>
+        <w:t>querer</w:t>
+      </w:r>
+      <w:proofErr w:type="spellEnd"/>
     </w:p>
     <w:p>
       <w:pPr>
-        <w:spacing w:after="0" w:line="240" w:lineRule="auto"/>
+        <w:spacing w:after="120" w:line="240" w:lineRule="auto"/>
         <w:rPr>
           <w:rFonts w:ascii="Times New Roman" w:eastAsia="Arial" w:hAnsi="Times New Roman" w:cs="Times New Roman"/>
           <w:color w:val="000000" w:themeColor="text1"/>
@@ -200,12 +368,47 @@
           <w:sz w:val="24"/>
           <w:szCs w:val="24"/>
         </w:rPr>
-        <w:t>Eu quero Te amar mais... E me arrependo!</w:t>
+        <w:t>Eu preciso ser vivificado,</w:t>
+      </w:r>
+      <w:r>
+        <w:rPr>
+          <w:rFonts w:ascii="Times New Roman" w:hAnsi="Times New Roman" w:cs="Times New Roman"/>
+          <w:sz w:val="24"/>
+          <w:szCs w:val="24"/>
+        </w:rPr>
+        <w:br/>
+      </w:r>
+      <w:r>
+        <w:rPr>
+          <w:rFonts w:ascii="Times New Roman" w:eastAsia="Arial" w:hAnsi="Times New Roman" w:cs="Times New Roman"/>
+          <w:color w:val="000000" w:themeColor="text1"/>
+          <w:sz w:val="24"/>
+          <w:szCs w:val="24"/>
+        </w:rPr>
+        <w:t xml:space="preserve">Do orgulho despojado, </w:t>
+      </w:r>
+      <w:r>
+        <w:rPr>
+          <w:rFonts w:ascii="Times New Roman" w:eastAsia="Arial" w:hAnsi="Times New Roman" w:cs="Times New Roman"/>
+          <w:color w:val="000000" w:themeColor="text1"/>
+          <w:sz w:val="24"/>
+          <w:szCs w:val="24"/>
+        </w:rPr>
+        <w:br/>
+      </w:r>
+      <w:r>
+        <w:rPr>
+          <w:rFonts w:ascii="Times New Roman" w:eastAsia="Arial" w:hAnsi="Times New Roman" w:cs="Times New Roman"/>
+          <w:color w:val="000000" w:themeColor="text1"/>
+          <w:sz w:val="24"/>
+          <w:szCs w:val="24"/>
+        </w:rPr>
+        <w:t>retomar a minha cruz</w:t>
       </w:r>
     </w:p>
     <w:p>
       <w:pPr>
-        <w:spacing w:before="120" w:after="0" w:line="240" w:lineRule="auto"/>
+        <w:spacing w:after="120" w:line="240" w:lineRule="auto"/>
         <w:rPr>
           <w:rFonts w:ascii="Times New Roman" w:eastAsia="Arial" w:hAnsi="Times New Roman" w:cs="Times New Roman"/>
           <w:color w:val="000000" w:themeColor="text1"/>
@@ -220,53 +423,66 @@
           <w:sz w:val="24"/>
           <w:szCs w:val="24"/>
         </w:rPr>
-        <w:t xml:space="preserve">Eu lamento os ídolos que eu amei, </w:t>
-      </w:r>
-      <w:r>
-        <w:rPr>
-          <w:rFonts w:ascii="Times New Roman" w:hAnsi="Times New Roman" w:cs="Times New Roman"/>
-        </w:rPr>
-        <w:br/>
-      </w:r>
-      <w:r>
-        <w:rPr>
-          <w:rFonts w:ascii="Times New Roman" w:eastAsia="Arial" w:hAnsi="Times New Roman" w:cs="Times New Roman"/>
-          <w:color w:val="000000" w:themeColor="text1"/>
-          <w:sz w:val="24"/>
-          <w:szCs w:val="24"/>
-        </w:rPr>
-        <w:t>O mandamento que eu quebrei</w:t>
-      </w:r>
-      <w:r>
-        <w:rPr>
-          <w:rFonts w:ascii="Times New Roman" w:hAnsi="Times New Roman" w:cs="Times New Roman"/>
-        </w:rPr>
-        <w:br/>
-      </w:r>
-      <w:proofErr w:type="gramStart"/>
-      <w:r>
-        <w:rPr>
-          <w:rFonts w:ascii="Times New Roman" w:eastAsia="Arial" w:hAnsi="Times New Roman" w:cs="Times New Roman"/>
-          <w:color w:val="000000" w:themeColor="text1"/>
-          <w:sz w:val="24"/>
-          <w:szCs w:val="24"/>
-        </w:rPr>
-        <w:t>Pra</w:t>
-      </w:r>
-      <w:proofErr w:type="gramEnd"/>
-      <w:r>
-        <w:rPr>
-          <w:rFonts w:ascii="Times New Roman" w:eastAsia="Arial" w:hAnsi="Times New Roman" w:cs="Times New Roman"/>
-          <w:color w:val="000000" w:themeColor="text1"/>
-          <w:sz w:val="24"/>
-          <w:szCs w:val="24"/>
-        </w:rPr>
-        <w:t xml:space="preserve"> cumprir o meu querer</w:t>
+        <w:t xml:space="preserve">Eu me arrependo, </w:t>
+      </w:r>
+      <w:r>
+        <w:rPr>
+          <w:rFonts w:ascii="Times New Roman" w:eastAsia="Arial" w:hAnsi="Times New Roman" w:cs="Times New Roman"/>
+          <w:color w:val="000000" w:themeColor="text1"/>
+          <w:sz w:val="24"/>
+          <w:szCs w:val="24"/>
+        </w:rPr>
+        <w:br/>
+      </w:r>
+      <w:r>
+        <w:rPr>
+          <w:rFonts w:ascii="Times New Roman" w:eastAsia="Arial" w:hAnsi="Times New Roman" w:cs="Times New Roman"/>
+          <w:color w:val="000000" w:themeColor="text1"/>
+          <w:sz w:val="24"/>
+          <w:szCs w:val="24"/>
+        </w:rPr>
+        <w:t>sem trazer desculpas</w:t>
+      </w:r>
+      <w:r>
+        <w:rPr>
+          <w:rFonts w:ascii="Times New Roman" w:eastAsia="Arial" w:hAnsi="Times New Roman" w:cs="Times New Roman"/>
+          <w:color w:val="000000" w:themeColor="text1"/>
+          <w:sz w:val="24"/>
+          <w:szCs w:val="24"/>
+        </w:rPr>
+        <w:br/>
+      </w:r>
+      <w:r>
+        <w:rPr>
+          <w:rFonts w:ascii="Times New Roman" w:eastAsia="Arial" w:hAnsi="Times New Roman" w:cs="Times New Roman"/>
+          <w:color w:val="000000" w:themeColor="text1"/>
+          <w:sz w:val="24"/>
+          <w:szCs w:val="24"/>
+        </w:rPr>
+        <w:t xml:space="preserve">Me arrependo, </w:t>
+      </w:r>
+      <w:r>
+        <w:rPr>
+          <w:rFonts w:ascii="Times New Roman" w:eastAsia="Arial" w:hAnsi="Times New Roman" w:cs="Times New Roman"/>
+          <w:color w:val="000000" w:themeColor="text1"/>
+          <w:sz w:val="24"/>
+          <w:szCs w:val="24"/>
+        </w:rPr>
+        <w:br/>
+      </w:r>
+      <w:r>
+        <w:rPr>
+          <w:rFonts w:ascii="Times New Roman" w:eastAsia="Arial" w:hAnsi="Times New Roman" w:cs="Times New Roman"/>
+          <w:color w:val="000000" w:themeColor="text1"/>
+          <w:sz w:val="24"/>
+          <w:szCs w:val="24"/>
+        </w:rPr>
+        <w:t>sem a ninguém culpar</w:t>
       </w:r>
     </w:p>
     <w:p>
       <w:pPr>
-        <w:spacing w:after="0" w:line="240" w:lineRule="auto"/>
+        <w:spacing w:after="120" w:line="240" w:lineRule="auto"/>
         <w:rPr>
           <w:rFonts w:ascii="Times New Roman" w:eastAsia="Arial" w:hAnsi="Times New Roman" w:cs="Times New Roman"/>
           <w:color w:val="000000" w:themeColor="text1"/>
@@ -281,30 +497,103 @@
           <w:sz w:val="24"/>
           <w:szCs w:val="24"/>
         </w:rPr>
-        <w:t>Eu preciso ser vivificado,</w:t>
-      </w:r>
-      <w:r>
-        <w:rPr>
-          <w:rFonts w:ascii="Times New Roman" w:hAnsi="Times New Roman" w:cs="Times New Roman"/>
-        </w:rPr>
-        <w:br/>
-      </w:r>
-      <w:r>
-        <w:rPr>
-          <w:rFonts w:ascii="Times New Roman" w:eastAsia="Arial" w:hAnsi="Times New Roman" w:cs="Times New Roman"/>
-          <w:color w:val="000000" w:themeColor="text1"/>
-          <w:sz w:val="24"/>
-          <w:szCs w:val="24"/>
-        </w:rPr>
-        <w:t>Do orgulho despojado, retomar a minha cruz</w:t>
+        <w:t xml:space="preserve">E eu retorno, </w:t>
+      </w:r>
+      <w:r>
+        <w:rPr>
+          <w:rFonts w:ascii="Times New Roman" w:eastAsia="Arial" w:hAnsi="Times New Roman" w:cs="Times New Roman"/>
+          <w:color w:val="000000" w:themeColor="text1"/>
+          <w:sz w:val="24"/>
+          <w:szCs w:val="24"/>
+        </w:rPr>
+        <w:br/>
+      </w:r>
+      <w:r>
+        <w:rPr>
+          <w:rFonts w:ascii="Times New Roman" w:eastAsia="Arial" w:hAnsi="Times New Roman" w:cs="Times New Roman"/>
+          <w:color w:val="000000" w:themeColor="text1"/>
+          <w:sz w:val="24"/>
+          <w:szCs w:val="24"/>
+        </w:rPr>
+        <w:t>prostrado aos pés de Cristo</w:t>
+      </w:r>
+      <w:r>
+        <w:rPr>
+          <w:rFonts w:ascii="Times New Roman" w:eastAsia="Arial" w:hAnsi="Times New Roman" w:cs="Times New Roman"/>
+          <w:color w:val="000000" w:themeColor="text1"/>
+          <w:sz w:val="24"/>
+          <w:szCs w:val="24"/>
+        </w:rPr>
+        <w:br/>
+      </w:r>
+      <w:r>
+        <w:rPr>
+          <w:rFonts w:ascii="Times New Roman" w:eastAsia="Arial" w:hAnsi="Times New Roman" w:cs="Times New Roman"/>
+          <w:color w:val="000000" w:themeColor="text1"/>
+          <w:sz w:val="24"/>
+          <w:szCs w:val="24"/>
+        </w:rPr>
+        <w:t>Eu quero Te amar mais</w:t>
+      </w:r>
+      <w:r>
+        <w:rPr>
+          <w:rFonts w:ascii="Times New Roman" w:eastAsia="Arial" w:hAnsi="Times New Roman" w:cs="Times New Roman"/>
+          <w:color w:val="000000" w:themeColor="text1"/>
+          <w:sz w:val="24"/>
+          <w:szCs w:val="24"/>
+        </w:rPr>
+        <w:br/>
+      </w:r>
+      <w:r>
+        <w:rPr>
+          <w:rFonts w:ascii="Times New Roman" w:eastAsia="Arial" w:hAnsi="Times New Roman" w:cs="Times New Roman"/>
+          <w:color w:val="000000" w:themeColor="text1"/>
+          <w:sz w:val="24"/>
+          <w:szCs w:val="24"/>
+        </w:rPr>
+        <w:t xml:space="preserve">E eu retorno, </w:t>
+      </w:r>
+      <w:r>
+        <w:rPr>
+          <w:rFonts w:ascii="Times New Roman" w:eastAsia="Arial" w:hAnsi="Times New Roman" w:cs="Times New Roman"/>
+          <w:color w:val="000000" w:themeColor="text1"/>
+          <w:sz w:val="24"/>
+          <w:szCs w:val="24"/>
+        </w:rPr>
+        <w:br/>
+      </w:r>
+      <w:r>
+        <w:rPr>
+          <w:rFonts w:ascii="Times New Roman" w:eastAsia="Arial" w:hAnsi="Times New Roman" w:cs="Times New Roman"/>
+          <w:color w:val="000000" w:themeColor="text1"/>
+          <w:sz w:val="24"/>
+          <w:szCs w:val="24"/>
+        </w:rPr>
+        <w:t>prostrado aos pés de Cristo</w:t>
+      </w:r>
+      <w:r>
+        <w:rPr>
+          <w:rFonts w:ascii="Times New Roman" w:eastAsia="Arial" w:hAnsi="Times New Roman" w:cs="Times New Roman"/>
+          <w:color w:val="000000" w:themeColor="text1"/>
+          <w:sz w:val="24"/>
+          <w:szCs w:val="24"/>
+        </w:rPr>
+        <w:br/>
+      </w:r>
+      <w:r>
+        <w:rPr>
+          <w:rFonts w:ascii="Times New Roman" w:eastAsia="Arial" w:hAnsi="Times New Roman" w:cs="Times New Roman"/>
+          <w:color w:val="000000" w:themeColor="text1"/>
+          <w:sz w:val="24"/>
+          <w:szCs w:val="24"/>
+        </w:rPr>
+        <w:t>Eu quero Te amar mais</w:t>
       </w:r>
     </w:p>
     <w:p>
       <w:pPr>
-        <w:spacing w:before="120" w:after="0" w:line="240" w:lineRule="auto"/>
-        <w:rPr>
-          <w:rFonts w:ascii="Times New Roman" w:eastAsia="Arial" w:hAnsi="Times New Roman" w:cs="Times New Roman"/>
-          <w:color w:val="000000" w:themeColor="text1"/>
+        <w:spacing w:after="120" w:line="240" w:lineRule="auto"/>
+        <w:rPr>
           <w:sz w:val="24"/>
           <w:szCs w:val="24"/>
         </w:rPr>
@@ -316,154 +605,27 @@
           <w:sz w:val="24"/>
           <w:szCs w:val="24"/>
         </w:rPr>
-        <w:t>Eu me arrependo, sem trazer desculpas</w:t>
+        <w:t>E me arrependo!</w:t>
+      </w:r>
+      <w:r>
+        <w:rPr>
+          <w:rFonts w:ascii="Times New Roman" w:eastAsia="Arial" w:hAnsi="Times New Roman" w:cs="Times New Roman"/>
+          <w:color w:val="000000" w:themeColor="text1"/>
+          <w:sz w:val="24"/>
+          <w:szCs w:val="24"/>
+        </w:rPr>
+        <w:br/>
+      </w:r>
+      <w:r>
+        <w:rPr>
+          <w:rFonts w:ascii="Times New Roman" w:eastAsia="Arial" w:hAnsi="Times New Roman" w:cs="Times New Roman"/>
+          <w:color w:val="000000" w:themeColor="text1"/>
+          <w:sz w:val="24"/>
+          <w:szCs w:val="24"/>
+        </w:rPr>
+        <w:t>E me arrependo!</w:t>
       </w:r>
     </w:p>
-    <w:p>
-      <w:pPr>
-        <w:spacing w:after="0" w:line="240" w:lineRule="auto"/>
-        <w:rPr>
-          <w:rFonts w:ascii="Times New Roman" w:eastAsia="Arial" w:hAnsi="Times New Roman" w:cs="Times New Roman"/>
-          <w:color w:val="000000" w:themeColor="text1"/>
-          <w:sz w:val="24"/>
-          <w:szCs w:val="24"/>
-        </w:rPr>
-      </w:pPr>
-      <w:r>
-        <w:rPr>
-          <w:rFonts w:ascii="Times New Roman" w:eastAsia="Arial" w:hAnsi="Times New Roman" w:cs="Times New Roman"/>
-          <w:color w:val="000000" w:themeColor="text1"/>
-          <w:sz w:val="24"/>
-          <w:szCs w:val="24"/>
-        </w:rPr>
-        <w:t>Me arrependo, sem a ninguém culpar</w:t>
-      </w:r>
-    </w:p>
-    <w:p>
-      <w:pPr>
-        <w:spacing w:after="0" w:line="240" w:lineRule="auto"/>
-        <w:rPr>
-          <w:rFonts w:ascii="Times New Roman" w:eastAsia="Arial" w:hAnsi="Times New Roman" w:cs="Times New Roman"/>
-          <w:color w:val="000000" w:themeColor="text1"/>
-          <w:sz w:val="24"/>
-          <w:szCs w:val="24"/>
-        </w:rPr>
-      </w:pPr>
-      <w:r>
-        <w:rPr>
-          <w:rFonts w:ascii="Times New Roman" w:eastAsia="Arial" w:hAnsi="Times New Roman" w:cs="Times New Roman"/>
-          <w:b/>
-          <w:bCs/>
-          <w:color w:val="000000" w:themeColor="text1"/>
-          <w:sz w:val="24"/>
-          <w:szCs w:val="24"/>
-        </w:rPr>
-        <w:t>E eu retorno, prostrado aos pés de Cristo</w:t>
-      </w:r>
-    </w:p>
-    <w:p>
-      <w:pPr>
-        <w:spacing w:after="0" w:line="240" w:lineRule="auto"/>
-        <w:rPr>
-          <w:rFonts w:ascii="Times New Roman" w:eastAsia="Arial" w:hAnsi="Times New Roman" w:cs="Times New Roman"/>
-          <w:color w:val="000000" w:themeColor="text1"/>
-          <w:sz w:val="24"/>
-          <w:szCs w:val="24"/>
-        </w:rPr>
-      </w:pPr>
-      <w:r>
-        <w:rPr>
-          <w:rFonts w:ascii="Times New Roman" w:eastAsia="Arial" w:hAnsi="Times New Roman" w:cs="Times New Roman"/>
-          <w:b/>
-          <w:bCs/>
-          <w:color w:val="000000" w:themeColor="text1"/>
-          <w:sz w:val="24"/>
-          <w:szCs w:val="24"/>
-        </w:rPr>
-        <w:t xml:space="preserve">Eu quero Te amar mais </w:t>
-      </w:r>
-      <w:r>
-        <w:rPr>
-          <w:rFonts w:ascii="Times New Roman" w:eastAsia="Arial" w:hAnsi="Times New Roman" w:cs="Times New Roman"/>
-          <w:b/>
-          <w:bCs/>
-          <w:color w:val="000000" w:themeColor="text1"/>
-          <w:sz w:val="24"/>
-          <w:szCs w:val="24"/>
-        </w:rPr>
-        <w:t>[</w:t>
-      </w:r>
-      <w:r>
-        <w:rPr>
-          <w:rFonts w:ascii="Times New Roman" w:eastAsia="Arial" w:hAnsi="Times New Roman" w:cs="Times New Roman"/>
-          <w:b/>
-          <w:bCs/>
-          <w:color w:val="000000" w:themeColor="text1"/>
-          <w:sz w:val="24"/>
-          <w:szCs w:val="24"/>
-        </w:rPr>
-        <w:t>2x</w:t>
-      </w:r>
-      <w:r>
-        <w:rPr>
-          <w:rFonts w:ascii="Times New Roman" w:eastAsia="Arial" w:hAnsi="Times New Roman" w:cs="Times New Roman"/>
-          <w:b/>
-          <w:bCs/>
-          <w:color w:val="000000" w:themeColor="text1"/>
-          <w:sz w:val="24"/>
-          <w:szCs w:val="24"/>
-        </w:rPr>
-        <w:t>]</w:t>
-      </w:r>
-    </w:p>
-    <w:p>
-      <w:pPr>
-        <w:spacing w:after="0" w:line="240" w:lineRule="auto"/>
-        <w:rPr>
-          <w:rFonts w:ascii="Times New Roman" w:eastAsia="Arial" w:hAnsi="Times New Roman" w:cs="Times New Roman"/>
-          <w:color w:val="000000" w:themeColor="text1"/>
-          <w:sz w:val="24"/>
-          <w:szCs w:val="24"/>
-        </w:rPr>
-      </w:pPr>
-      <w:r>
-        <w:rPr>
-          <w:rFonts w:ascii="Times New Roman" w:eastAsia="Arial" w:hAnsi="Times New Roman" w:cs="Times New Roman"/>
-          <w:color w:val="000000" w:themeColor="text1"/>
-          <w:sz w:val="24"/>
-          <w:szCs w:val="24"/>
-        </w:rPr>
-        <w:t xml:space="preserve">E me arrependo! </w:t>
-      </w:r>
-      <w:r>
-        <w:rPr>
-          <w:rFonts w:ascii="Times New Roman" w:eastAsia="Arial" w:hAnsi="Times New Roman" w:cs="Times New Roman"/>
-          <w:color w:val="000000" w:themeColor="text1"/>
-          <w:sz w:val="24"/>
-          <w:szCs w:val="24"/>
-        </w:rPr>
-        <w:t>[</w:t>
-      </w:r>
-      <w:r>
-        <w:rPr>
-          <w:rFonts w:ascii="Times New Roman" w:eastAsia="Arial" w:hAnsi="Times New Roman" w:cs="Times New Roman"/>
-          <w:color w:val="000000" w:themeColor="text1"/>
-          <w:sz w:val="24"/>
-          <w:szCs w:val="24"/>
-        </w:rPr>
-        <w:t>2x</w:t>
-      </w:r>
-      <w:r>
-        <w:rPr>
-          <w:rFonts w:ascii="Times New Roman" w:eastAsia="Arial" w:hAnsi="Times New Roman" w:cs="Times New Roman"/>
-          <w:color w:val="000000" w:themeColor="text1"/>
-          <w:sz w:val="24"/>
-          <w:szCs w:val="24"/>
-        </w:rPr>
-        <w:t>]</w:t>
-      </w:r>
-    </w:p>
-    <w:p/>
     <w:sectPr>
       <w:pgSz w:w="11906" w:h="16838"/>
       <w:pgMar w:top="1440" w:right="1440" w:bottom="1440" w:left="1440" w:header="720" w:footer="720" w:gutter="0"/>
@@ -873,6 +1035,27 @@
     <w:name w:val="Normal"/>
     <w:qFormat/>
   </w:style>
+  <w:style w:type="paragraph" w:styleId="Ttulo1">
+    <w:name w:val="heading 1"/>
+    <w:basedOn w:val="Normal"/>
+    <w:next w:val="Normal"/>
+    <w:link w:val="Ttulo1Char"/>
+    <w:uiPriority w:val="9"/>
+    <w:qFormat/>
+    <w:rsid w:val="00130409"/>
+    <w:pPr>
+      <w:keepNext/>
+      <w:keepLines/>
+      <w:spacing w:before="240" w:after="0"/>
+      <w:outlineLvl w:val="0"/>
+    </w:pPr>
+    <w:rPr>
+      <w:rFonts w:asciiTheme="majorHAnsi" w:eastAsiaTheme="majorEastAsia" w:hAnsiTheme="majorHAnsi" w:cstheme="majorBidi"/>
+      <w:color w:val="2F5496" w:themeColor="accent1" w:themeShade="BF"/>
+      <w:sz w:val="32"/>
+      <w:szCs w:val="32"/>
+    </w:rPr>
+  </w:style>
   <w:style w:type="character" w:default="1" w:styleId="Fontepargpadro">
     <w:name w:val="Default Paragraph Font"/>
     <w:uiPriority w:val="1"/>
@@ -899,6 +1082,19 @@
     <w:uiPriority w:val="99"/>
     <w:semiHidden/>
     <w:unhideWhenUsed/>
+  </w:style>
+  <w:style w:type="character" w:customStyle="1" w:styleId="Ttulo1Char">
+    <w:name w:val="Título 1 Char"/>
+    <w:basedOn w:val="Fontepargpadro"/>
+    <w:link w:val="Ttulo1"/>
+    <w:uiPriority w:val="9"/>
+    <w:rsid w:val="00130409"/>
+    <w:rPr>
+      <w:rFonts w:asciiTheme="majorHAnsi" w:eastAsiaTheme="majorEastAsia" w:hAnsiTheme="majorHAnsi" w:cstheme="majorBidi"/>
+      <w:color w:val="2F5496" w:themeColor="accent1" w:themeShade="BF"/>
+      <w:sz w:val="32"/>
+      <w:szCs w:val="32"/>
+    </w:rPr>
   </w:style>
 </w:styles>
 </file>
